--- a/ConsumerWorkplace_v_1.0/Templates/F_6_МТЦ.docx
+++ b/ConsumerWorkplace_v_1.0/Templates/F_6_МТЦ.docx
@@ -201,8 +201,8 @@
             <w:szCs w:val="18"/>
             <w:lang w:val="uk-UA"/>
           </w:rPr>
-          <w:alias w:val="docDateC"/>
-          <w:tag w:val="docDateC"/>
+          <w:alias w:val="docDate"/>
+          <w:tag w:val="docDate"/>
           <w:id w:val="578646345"/>
           <w:placeholder>
             <w:docPart w:val="5310A0BFE65142F0A4EC89536B5376C4"/>
@@ -429,27 +429,6 @@
       <w:r>
         <w:t xml:space="preserve">та </w:t>
       </w:r>
-      <w:sdt>
-        <w:sdtPr>
-          <w:alias w:val="fop"/>
-          <w:tag w:val="fop"/>
-          <w:id w:val="-760756683"/>
-          <w:placeholder>
-            <w:docPart w:val="DefaultPlaceholder_-1854013440"/>
-          </w:placeholder>
-          <w:showingPlcHdr/>
-          <w15:appearance w15:val="tags"/>
-          <w:text/>
-        </w:sdtPr>
-        <w:sdtContent>
-          <w:r>
-            <w:rPr>
-              <w:rStyle w:val="af5"/>
-            </w:rPr>
-            <w:t>Место для ввода текста.</w:t>
-          </w:r>
-        </w:sdtContent>
-      </w:sdt>
       <w:r>
         <w:rPr>
           <w:b/>
@@ -486,30 +465,12 @@
       <w:r>
         <w:t xml:space="preserve"> (далі – Користувач), </w:t>
       </w:r>
-      <w:sdt>
-        <w:sdtPr>
-          <w:alias w:val="vOsobi"/>
-          <w:tag w:val="vOsobi"/>
-          <w:id w:val="1323934628"/>
-          <w:placeholder>
-            <w:docPart w:val="DefaultPlaceholder_-1854013440"/>
-          </w:placeholder>
-          <w:showingPlcHdr/>
-          <w15:appearance w15:val="tags"/>
-          <w:text/>
-        </w:sdtPr>
-        <w:sdtContent>
-          <w:r>
-            <w:rPr>
-              <w:rStyle w:val="af5"/>
-            </w:rPr>
-            <w:t>Место для ввода текста.</w:t>
-          </w:r>
-        </w:sdtContent>
-      </w:sdt>
-      <w:r>
-        <w:rPr>
-          <w:lang w:val="ru-RU"/>
+      <w:r>
+        <w:t>в особі</w:t>
+      </w:r>
+      <w:r>
+        <w:rPr>
+          <w:b/>
         </w:rPr>
         <w:t xml:space="preserve"> </w:t>
       </w:r>
@@ -546,36 +507,13 @@
         </w:rPr>
         <w:t xml:space="preserve">, </w:t>
       </w:r>
-      <w:sdt>
-        <w:sdtPr>
-          <w:rPr>
-            <w:sz w:val="18"/>
-            <w:szCs w:val="18"/>
-          </w:rPr>
-          <w:alias w:val="naPidstavi"/>
-          <w:tag w:val="naPidstavi"/>
-          <w:id w:val="1137680959"/>
-          <w:placeholder>
-            <w:docPart w:val="DefaultPlaceholder_-1854013440"/>
-          </w:placeholder>
-          <w:showingPlcHdr/>
-          <w15:appearance w15:val="tags"/>
-          <w:text/>
-        </w:sdtPr>
-        <w:sdtContent>
-          <w:r>
-            <w:rPr>
-              <w:rStyle w:val="af5"/>
-            </w:rPr>
-            <w:t>Место для ввода текста.</w:t>
-          </w:r>
-        </w:sdtContent>
-      </w:sdt>
+      <w:r>
+        <w:t>що діє на підставі</w:t>
+      </w:r>
       <w:r>
         <w:rPr>
           <w:sz w:val="18"/>
           <w:szCs w:val="18"/>
-          <w:lang w:val="en-US"/>
         </w:rPr>
         <w:t xml:space="preserve"> </w:t>
       </w:r>
@@ -1587,15 +1525,7 @@
           <w:sz w:val="20"/>
           <w:szCs w:val="20"/>
         </w:rPr>
-        <w:t xml:space="preserve">, </w:t>
-      </w:r>
-      <w:r>
-        <w:rPr>
-          <w:sz w:val="20"/>
-          <w:szCs w:val="20"/>
-        </w:rPr>
-        <w:lastRenderedPageBreak/>
-        <w:t xml:space="preserve">але не менше </w:t>
+        <w:t xml:space="preserve">, але не менше </w:t>
       </w:r>
       <w:bookmarkStart w:id="0" w:name="_Hlk515018534"/>
       <w:sdt>
@@ -3366,15 +3296,7 @@
           <w:sz w:val="20"/>
           <w:szCs w:val="20"/>
         </w:rPr>
-        <w:t xml:space="preserve"> всі бухгалтерські документи, пов’язані з розрахунком та виплатою сум авторської винагороди </w:t>
-      </w:r>
-      <w:r>
-        <w:rPr>
-          <w:sz w:val="20"/>
-          <w:szCs w:val="20"/>
-        </w:rPr>
-        <w:lastRenderedPageBreak/>
-        <w:t xml:space="preserve">(роялті) відповідно до умов даного Договору, для огляду їх на місці знаходження Користувача та/або надати </w:t>
+        <w:t xml:space="preserve"> всі бухгалтерські документи, пов’язані з розрахунком та виплатою сум авторської винагороди (роялті) відповідно до умов даного Договору, для огляду їх на місці знаходження Користувача та/або надати </w:t>
       </w:r>
       <w:r>
         <w:rPr>
@@ -3408,6 +3330,7 @@
           <w:sz w:val="20"/>
           <w:szCs w:val="20"/>
         </w:rPr>
+        <w:lastRenderedPageBreak/>
         <w:t>4.3.</w:t>
       </w:r>
       <w:r>
@@ -3472,8 +3395,8 @@
             <w:sz w:val="20"/>
             <w:szCs w:val="20"/>
           </w:rPr>
-          <w:alias w:val="docDateEndC"/>
-          <w:tag w:val="docDateEndC"/>
+          <w:alias w:val="docDateEnd"/>
+          <w:tag w:val="docDateEnd"/>
           <w:id w:val="-1911142162"/>
           <w:placeholder>
             <w:docPart w:val="25F430A6D1994ABD832A5139FB91A991"/>
@@ -4360,15 +4283,22 @@
           <w:sz w:val="20"/>
           <w:szCs w:val="20"/>
         </w:rPr>
+        <w:t>8</w:t>
+      </w:r>
+      <w:r>
+        <w:rPr>
+          <w:sz w:val="20"/>
+          <w:szCs w:val="20"/>
+        </w:rPr>
+        <w:t xml:space="preserve">.3. Сторони повинні у 5-денний строк письмово повідомляти одна одну про зміни організаційно-правової форми, характеру і (або) виду діяльності, місцезнаходження, обставин непереборної сили та наявність інших обставин, що </w:t>
+      </w:r>
+      <w:r>
+        <w:rPr>
+          <w:sz w:val="20"/>
+          <w:szCs w:val="20"/>
+        </w:rPr>
         <w:lastRenderedPageBreak/>
-        <w:t>8</w:t>
-      </w:r>
-      <w:r>
-        <w:rPr>
-          <w:sz w:val="20"/>
-          <w:szCs w:val="20"/>
-        </w:rPr>
-        <w:t>.3. Сторони повинні у 5-денний строк письмово повідомляти одна одну про зміни організаційно-правової форми, характеру і (або) виду діяльності, місцезнаходження, обставин непереборної сили та наявність інших обставин, що перешкоджають належному виконанню умов Договору, а також надавати документи та іншу інформацію, пов’язану з виконанням Сторонами зобов’язань за цим Договором.</w:t>
+        <w:t>перешкоджають належному виконанню умов Договору, а також надавати документи та іншу інформацію, пов’язану з виконанням Сторонами зобов’язань за цим Договором.</w:t>
       </w:r>
     </w:p>
     <w:p>
@@ -5621,7 +5551,6 @@
               <w15:appearance w15:val="tags"/>
               <w:text/>
             </w:sdtPr>
-            <w:sdtEndPr/>
             <w:sdtContent>
               <w:p>
                 <w:pPr>
@@ -5688,7 +5617,6 @@
                 <w15:appearance w15:val="tags"/>
                 <w:text/>
               </w:sdtPr>
-              <w:sdtEndPr/>
               <w:sdtContent>
                 <w:r>
                   <w:rPr>
@@ -5744,7 +5672,6 @@
                 <w15:appearance w15:val="tags"/>
                 <w:text/>
               </w:sdtPr>
-              <w:sdtEndPr/>
               <w:sdtContent>
                 <w:r>
                   <w:rPr>
@@ -5794,7 +5721,6 @@
                 <w15:appearance w15:val="tags"/>
                 <w:text/>
               </w:sdtPr>
-              <w:sdtEndPr/>
               <w:sdtContent>
                 <w:r>
                   <w:rPr>
@@ -5875,7 +5801,6 @@
                 <w15:appearance w15:val="tags"/>
                 <w:text/>
               </w:sdtPr>
-              <w:sdtEndPr/>
               <w:sdtContent>
                 <w:r>
                   <w:rPr>
@@ -5933,7 +5858,6 @@
                 <w15:appearance w15:val="tags"/>
                 <w:text/>
               </w:sdtPr>
-              <w:sdtEndPr/>
               <w:sdtContent>
                 <w:r>
                   <w:rPr>
@@ -5992,7 +5916,6 @@
                 <w15:appearance w15:val="tags"/>
                 <w:text/>
               </w:sdtPr>
-              <w:sdtEndPr/>
               <w:sdtContent>
                 <w:r>
                   <w:rPr>
@@ -6051,7 +5974,6 @@
                 <w15:appearance w15:val="tags"/>
                 <w:text/>
               </w:sdtPr>
-              <w:sdtEndPr/>
               <w:sdtContent>
                 <w:r>
                   <w:rPr>
@@ -6109,7 +6031,6 @@
                 <w15:appearance w15:val="tags"/>
                 <w:text/>
               </w:sdtPr>
-              <w:sdtEndPr/>
               <w:sdtContent>
                 <w:r>
                   <w:rPr>
@@ -6146,7 +6067,6 @@
                 <w15:appearance w15:val="tags"/>
                 <w:text/>
               </w:sdtPr>
-              <w:sdtEndPr/>
               <w:sdtContent>
                 <w:r>
                   <w:rPr>
@@ -6225,7 +6145,6 @@
                 <w15:appearance w15:val="tags"/>
                 <w:text/>
               </w:sdtPr>
-              <w:sdtEndPr/>
               <w:sdtContent>
                 <w:r>
                   <w:rPr>
@@ -6275,7 +6194,6 @@
                 <w15:appearance w15:val="tags"/>
                 <w:text/>
               </w:sdtPr>
-              <w:sdtEndPr/>
               <w:sdtContent>
                 <w:r>
                   <w:rPr>
@@ -6380,7 +6298,6 @@
                 <w15:appearance w15:val="tags"/>
                 <w:text/>
               </w:sdtPr>
-              <w:sdtEndPr/>
               <w:sdtContent>
                 <w:r>
                   <w:rPr>
@@ -6902,7 +6819,6 @@
                 <w15:appearance w15:val="tags"/>
                 <w:text/>
               </w:sdtPr>
-              <w:sdtEndPr/>
               <w:sdtContent>
                 <w:r>
                   <w:rPr>
@@ -6974,7 +6890,6 @@
                 <w15:appearance w15:val="tags"/>
                 <w:text/>
               </w:sdtPr>
-              <w:sdtEndPr/>
               <w:sdtContent>
                 <w:r>
                   <w:rPr>
@@ -6998,6 +6913,8 @@
           <w:lang w:val="ru-RU"/>
         </w:rPr>
       </w:pPr>
+      <w:bookmarkStart w:id="1" w:name="_GoBack"/>
+      <w:bookmarkEnd w:id="1"/>
     </w:p>
     <w:p>
       <w:pPr>
@@ -15656,32 +15573,6 @@
         </w:p>
       </w:docPartBody>
     </w:docPart>
-    <w:docPart>
-      <w:docPartPr>
-        <w:name w:val="DefaultPlaceholder_-1854013440"/>
-        <w:category>
-          <w:name w:val="Общие"/>
-          <w:gallery w:val="placeholder"/>
-        </w:category>
-        <w:types>
-          <w:type w:val="bbPlcHdr"/>
-        </w:types>
-        <w:behaviors>
-          <w:behavior w:val="content"/>
-        </w:behaviors>
-        <w:guid w:val="{810BD30C-3891-4D0F-BECF-D7691A803166}"/>
-      </w:docPartPr>
-      <w:docPartBody>
-        <w:p>
-          <w:r>
-            <w:rPr>
-              <w:rStyle w:val="a3"/>
-            </w:rPr>
-            <w:t>Место для ввода текста.</w:t>
-          </w:r>
-        </w:p>
-      </w:docPartBody>
-    </w:docPart>
   </w:docParts>
 </w:glossaryDocument>
 </file>
@@ -15690,10 +15581,10 @@
 <w:fonts xmlns:mc="http://schemas.openxmlformats.org/markup-compatibility/2006" xmlns:r="http://schemas.openxmlformats.org/officeDocument/2006/relationships" xmlns:w="http://schemas.openxmlformats.org/wordprocessingml/2006/main" xmlns:w14="http://schemas.microsoft.com/office/word/2010/wordml" xmlns:w15="http://schemas.microsoft.com/office/word/2012/wordml" xmlns:w16cid="http://schemas.microsoft.com/office/word/2016/wordml/cid" xmlns:w16se="http://schemas.microsoft.com/office/word/2015/wordml/symex" mc:Ignorable="w14 w15 w16se w16cid">
   <w:font w:name="Times New Roman">
     <w:panose1 w:val="02020603050405020304"/>
-    <w:charset w:val="CC"/>
+    <w:charset w:val="00"/>
     <w:family w:val="roman"/>
     <w:pitch w:val="variable"/>
-    <w:sig w:usb0="E0002EFF" w:usb1="C000785B" w:usb2="00000009" w:usb3="00000000" w:csb0="000001FF" w:csb1="00000000"/>
+    <w:sig w:usb0="E0002AFF" w:usb1="C0007843" w:usb2="00000009" w:usb3="00000000" w:csb0="000001FF" w:csb1="00000000"/>
   </w:font>
   <w:font w:name="MS Mincho">
     <w:altName w:val="ＭＳ 明朝"/>
@@ -15726,17 +15617,17 @@
   </w:font>
   <w:font w:name="Calibri">
     <w:panose1 w:val="020F0502020204030204"/>
-    <w:charset w:val="CC"/>
+    <w:charset w:val="00"/>
     <w:family w:val="swiss"/>
     <w:pitch w:val="variable"/>
-    <w:sig w:usb0="E0002AFF" w:usb1="C000247B" w:usb2="00000009" w:usb3="00000000" w:csb0="000001FF" w:csb1="00000000"/>
+    <w:sig w:usb0="E00002FF" w:usb1="4000ACFF" w:usb2="00000001" w:usb3="00000000" w:csb0="0000019F" w:csb1="00000000"/>
   </w:font>
   <w:font w:name="Arial">
     <w:panose1 w:val="020B0604020202020204"/>
-    <w:charset w:val="CC"/>
+    <w:charset w:val="00"/>
     <w:family w:val="swiss"/>
     <w:pitch w:val="variable"/>
-    <w:sig w:usb0="E0002EFF" w:usb1="C000785B" w:usb2="00000009" w:usb3="00000000" w:csb0="000001FF" w:csb1="00000000"/>
+    <w:sig w:usb0="E0002AFF" w:usb1="C0007843" w:usb2="00000009" w:usb3="00000000" w:csb0="000001FF" w:csb1="00000000"/>
   </w:font>
   <w:font w:name="Arial Narrow">
     <w:panose1 w:val="020B0606020202030204"/>
@@ -15776,7 +15667,6 @@
     <w:rsid w:val="00671323"/>
     <w:rsid w:val="008A2AC3"/>
     <w:rsid w:val="008B4F8E"/>
-    <w:rsid w:val="00B07165"/>
     <w:rsid w:val="00D753B1"/>
   </w:rsids>
   <m:mathPr>
@@ -16230,7 +16120,7 @@
     <w:basedOn w:val="a0"/>
     <w:uiPriority w:val="99"/>
     <w:semiHidden/>
-    <w:rsid w:val="00B07165"/>
+    <w:rsid w:val="008A2AC3"/>
     <w:rPr>
       <w:color w:val="808080"/>
     </w:rPr>
@@ -16616,7 +16506,7 @@
 </file>
 
 <file path=customXml/itemProps1.xml><?xml version="1.0" encoding="utf-8"?>
-<ds:datastoreItem xmlns:ds="http://schemas.openxmlformats.org/officeDocument/2006/customXml" ds:itemID="{F469D74C-0C0E-4A6C-BC43-4553B311AC36}">
+<ds:datastoreItem xmlns:ds="http://schemas.openxmlformats.org/officeDocument/2006/customXml" ds:itemID="{B11CDCF3-0EE4-4D15-AB0F-DC38DE6AE426}">
   <ds:schemaRefs>
     <ds:schemaRef ds:uri="http://schemas.openxmlformats.org/officeDocument/2006/bibliography"/>
   </ds:schemaRefs>
